--- a/semestr-5/ОСТ/ОСТ5-1.docx
+++ b/semestr-5/ОСТ/ОСТ5-1.docx
@@ -1,6 +1,6 @@
 
 <file path=word/document.xml><?xml version="1.0" encoding="utf-8"?>
-<w:document xmlns:wpc="http://schemas.microsoft.com/office/word/2010/wordprocessingCanvas" xmlns:cx="http://schemas.microsoft.com/office/drawing/2014/chartex" xmlns:cx1="http://schemas.microsoft.com/office/drawing/2015/9/8/chartex" xmlns:mc="http://schemas.openxmlformats.org/markup-compatibility/2006" xmlns:o="urn:schemas-microsoft-com:office:office" xmlns:r="http://schemas.openxmlformats.org/officeDocument/2006/relationships" xmlns:m="http://schemas.openxmlformats.org/officeDocument/2006/math" xmlns:v="urn:schemas-microsoft-com:vml" xmlns:wp14="http://schemas.microsoft.com/office/word/2010/wordprocessingDrawing" xmlns:wp="http://schemas.openxmlformats.org/drawingml/2006/wordprocessingDrawing" xmlns:w10="urn:schemas-microsoft-com:office:word" xmlns:w="http://schemas.openxmlformats.org/wordprocessingml/2006/main" xmlns:w14="http://schemas.microsoft.com/office/word/2010/wordml" xmlns:w15="http://schemas.microsoft.com/office/word/2012/wordml" xmlns:w16se="http://schemas.microsoft.com/office/word/2015/wordml/symex" xmlns:wpg="http://schemas.microsoft.com/office/word/2010/wordprocessingGroup" xmlns:wpi="http://schemas.microsoft.com/office/word/2010/wordprocessingInk" xmlns:wne="http://schemas.microsoft.com/office/word/2006/wordml" xmlns:wps="http://schemas.microsoft.com/office/word/2010/wordprocessingShape" mc:Ignorable="w14 w15 w16se wp14">
+<w:document xmlns:wpc="http://schemas.microsoft.com/office/word/2010/wordprocessingCanvas" xmlns:cx="http://schemas.microsoft.com/office/drawing/2014/chartex" xmlns:cx1="http://schemas.microsoft.com/office/drawing/2015/9/8/chartex" xmlns:cx2="http://schemas.microsoft.com/office/drawing/2015/10/21/chartex" xmlns:cx3="http://schemas.microsoft.com/office/drawing/2016/5/9/chartex" xmlns:cx4="http://schemas.microsoft.com/office/drawing/2016/5/10/chartex" xmlns:cx5="http://schemas.microsoft.com/office/drawing/2016/5/11/chartex" xmlns:cx6="http://schemas.microsoft.com/office/drawing/2016/5/12/chartex" xmlns:cx7="http://schemas.microsoft.com/office/drawing/2016/5/13/chartex" xmlns:cx8="http://schemas.microsoft.com/office/drawing/2016/5/14/chartex" xmlns:mc="http://schemas.openxmlformats.org/markup-compatibility/2006" xmlns:aink="http://schemas.microsoft.com/office/drawing/2016/ink" xmlns:am3d="http://schemas.microsoft.com/office/drawing/2017/model3d" xmlns:o="urn:schemas-microsoft-com:office:office" xmlns:r="http://schemas.openxmlformats.org/officeDocument/2006/relationships" xmlns:m="http://schemas.openxmlformats.org/officeDocument/2006/math" xmlns:v="urn:schemas-microsoft-com:vml" xmlns:wp14="http://schemas.microsoft.com/office/word/2010/wordprocessingDrawing" xmlns:wp="http://schemas.openxmlformats.org/drawingml/2006/wordprocessingDrawing" xmlns:w10="urn:schemas-microsoft-com:office:word" xmlns:w="http://schemas.openxmlformats.org/wordprocessingml/2006/main" xmlns:w14="http://schemas.microsoft.com/office/word/2010/wordml" xmlns:w15="http://schemas.microsoft.com/office/word/2012/wordml" xmlns:w16cex="http://schemas.microsoft.com/office/word/2018/wordml/cex" xmlns:w16cid="http://schemas.microsoft.com/office/word/2016/wordml/cid" xmlns:w16="http://schemas.microsoft.com/office/word/2018/wordml" xmlns:w16sdtdh="http://schemas.microsoft.com/office/word/2020/wordml/sdtdatahash" xmlns:w16se="http://schemas.microsoft.com/office/word/2015/wordml/symex" xmlns:wpg="http://schemas.microsoft.com/office/word/2010/wordprocessingGroup" xmlns:wpi="http://schemas.microsoft.com/office/word/2010/wordprocessingInk" xmlns:wne="http://schemas.microsoft.com/office/word/2006/wordml" xmlns:wps="http://schemas.microsoft.com/office/word/2010/wordprocessingShape" mc:Ignorable="w14 w15 w16se w16cid w16 w16cex w16sdtdh wp14">
   <w:body>
     <w:p>
       <w:pPr>
@@ -21,8 +21,6 @@
         </w:rPr>
         <w:t xml:space="preserve">1.1 </w:t>
       </w:r>
-      <w:bookmarkStart w:id="0" w:name="_GoBack"/>
-      <w:bookmarkEnd w:id="0"/>
       <w:r>
         <w:rPr>
           <w:rFonts w:ascii="Times New Roman" w:hAnsi="Times New Roman" w:cs="Times New Roman"/>
@@ -57,15 +55,7 @@
           <w:sz w:val="28"/>
           <w:szCs w:val="28"/>
         </w:rPr>
-        <w:t xml:space="preserve"> Состав</w:t>
-      </w:r>
-      <w:r>
-        <w:rPr>
-          <w:rFonts w:ascii="Times New Roman" w:hAnsi="Times New Roman" w:cs="Times New Roman"/>
-          <w:sz w:val="28"/>
-          <w:szCs w:val="28"/>
-        </w:rPr>
-        <w:t>ьте схему разделения на подсети</w:t>
+        <w:t xml:space="preserve"> Составьте схему разделения на подсети</w:t>
       </w:r>
     </w:p>
     <w:p>
@@ -85,15 +75,7 @@
           <w:sz w:val="28"/>
           <w:szCs w:val="28"/>
         </w:rPr>
-        <w:t>1) Сколько адресов узлов необхо</w:t>
-      </w:r>
-      <w:r>
-        <w:rPr>
-          <w:rFonts w:ascii="Times New Roman" w:hAnsi="Times New Roman" w:cs="Times New Roman"/>
-          <w:sz w:val="28"/>
-          <w:szCs w:val="28"/>
-        </w:rPr>
-        <w:t>димо для самой крупной подсети?</w:t>
+        <w:t>1) Сколько адресов узлов необходимо для самой крупной подсети?</w:t>
       </w:r>
     </w:p>
     <w:p>
@@ -129,15 +111,7 @@
           <w:sz w:val="28"/>
           <w:szCs w:val="28"/>
         </w:rPr>
-        <w:t>инимальная размерность подсети будет /27, что дает 32 а</w:t>
-      </w:r>
-      <w:r>
-        <w:rPr>
-          <w:rFonts w:ascii="Times New Roman" w:hAnsi="Times New Roman" w:cs="Times New Roman"/>
-          <w:sz w:val="28"/>
-          <w:szCs w:val="28"/>
-        </w:rPr>
-        <w:t>дреса (30 доступных для узлов).</w:t>
+        <w:t>инимальная размерность подсети будет /27, что дает 32 адреса (30 доступных для узлов).</w:t>
       </w:r>
     </w:p>
     <w:p>
@@ -157,15 +131,7 @@
           <w:sz w:val="28"/>
           <w:szCs w:val="28"/>
         </w:rPr>
-        <w:t>2) Каково минимальное к</w:t>
-      </w:r>
-      <w:r>
-        <w:rPr>
-          <w:rFonts w:ascii="Times New Roman" w:hAnsi="Times New Roman" w:cs="Times New Roman"/>
-          <w:sz w:val="28"/>
-          <w:szCs w:val="28"/>
-        </w:rPr>
-        <w:t>оличество необходимых подсетей?</w:t>
+        <w:t>2) Каково минимальное количество необходимых подсетей?</w:t>
       </w:r>
     </w:p>
     <w:p>
@@ -305,15 +271,7 @@
           <w:sz w:val="28"/>
           <w:szCs w:val="28"/>
         </w:rPr>
-        <w:t>6. Дополнительная неиспо</w:t>
-      </w:r>
-      <w:r>
-        <w:rPr>
-          <w:rFonts w:ascii="Times New Roman" w:hAnsi="Times New Roman" w:cs="Times New Roman"/>
-          <w:sz w:val="28"/>
-          <w:szCs w:val="28"/>
-        </w:rPr>
-        <w:t>льзуемая подсеть</w:t>
+        <w:t>6. Дополнительная неиспользуемая подсеть</w:t>
       </w:r>
     </w:p>
     <w:p>
@@ -333,15 +291,7 @@
           <w:sz w:val="28"/>
           <w:szCs w:val="28"/>
         </w:rPr>
-        <w:t>Таким образом, минимальное колич</w:t>
-      </w:r>
-      <w:r>
-        <w:rPr>
-          <w:rFonts w:ascii="Times New Roman" w:hAnsi="Times New Roman" w:cs="Times New Roman"/>
-          <w:sz w:val="28"/>
-          <w:szCs w:val="28"/>
-        </w:rPr>
-        <w:t>ество необходимых подсетей – 6.</w:t>
+        <w:t>Таким образом, минимальное количество необходимых подсетей – 6.</w:t>
       </w:r>
     </w:p>
     <w:p>
@@ -361,15 +311,7 @@
           <w:sz w:val="28"/>
           <w:szCs w:val="28"/>
         </w:rPr>
-        <w:t>3) Сеть, которую необходимо разделить на подсети, имеет адрес 192.168.0.0/24. Как маска подсети /24 буде</w:t>
-      </w:r>
-      <w:r>
-        <w:rPr>
-          <w:rFonts w:ascii="Times New Roman" w:hAnsi="Times New Roman" w:cs="Times New Roman"/>
-          <w:sz w:val="28"/>
-          <w:szCs w:val="28"/>
-        </w:rPr>
-        <w:t>т выглядеть в двоичном формате?</w:t>
+        <w:t>3) Сеть, которую необходимо разделить на подсети, имеет адрес 192.168.0.0/24. Как маска подсети /24 будет выглядеть в двоичном формате?</w:t>
       </w:r>
     </w:p>
     <w:p>
@@ -409,15 +351,7 @@
           <w:sz w:val="28"/>
           <w:szCs w:val="28"/>
         </w:rPr>
-        <w:t>1111</w:t>
-      </w:r>
-      <w:r>
-        <w:rPr>
-          <w:rFonts w:ascii="Times New Roman" w:hAnsi="Times New Roman" w:cs="Times New Roman"/>
-          <w:sz w:val="28"/>
-          <w:szCs w:val="28"/>
-        </w:rPr>
-        <w:t>1111.11111111.11111111.00000000</w:t>
+        <w:t>11111111.11111111.11111111.00000000</w:t>
       </w:r>
     </w:p>
     <w:p>
@@ -437,15 +371,7 @@
           <w:sz w:val="28"/>
           <w:szCs w:val="28"/>
         </w:rPr>
-        <w:t xml:space="preserve">4) Разделение сети </w:t>
-      </w:r>
-      <w:r>
-        <w:rPr>
-          <w:rFonts w:ascii="Times New Roman" w:hAnsi="Times New Roman" w:cs="Times New Roman"/>
-          <w:sz w:val="28"/>
-          <w:szCs w:val="28"/>
-        </w:rPr>
-        <w:t>на подсети с различными масками</w:t>
+        <w:t>4) Разделение сети на подсети с различными масками</w:t>
       </w:r>
     </w:p>
     <w:p>
@@ -1704,15 +1630,7 @@
           <w:szCs w:val="28"/>
         </w:rPr>
         <w:lastRenderedPageBreak/>
-        <w:t>5) Какие маски подсети соответствуют минимальному необход</w:t>
-      </w:r>
-      <w:r>
-        <w:rPr>
-          <w:rFonts w:ascii="Times New Roman" w:hAnsi="Times New Roman" w:cs="Times New Roman"/>
-          <w:sz w:val="28"/>
-          <w:szCs w:val="28"/>
-        </w:rPr>
-        <w:t>имому количеству адресов узлов?</w:t>
+        <w:t>5) Какие маски подсети соответствуют минимальному необходимому количеству адресов узлов?</w:t>
       </w:r>
     </w:p>
     <w:p>
@@ -1764,15 +1682,7 @@
           <w:sz w:val="28"/>
           <w:szCs w:val="28"/>
         </w:rPr>
-        <w:t xml:space="preserve"> /27 (255.255.255.224), предоставляющая </w:t>
-      </w:r>
-      <w:r>
-        <w:rPr>
-          <w:rFonts w:ascii="Times New Roman" w:hAnsi="Times New Roman" w:cs="Times New Roman"/>
-          <w:sz w:val="28"/>
-          <w:szCs w:val="28"/>
-        </w:rPr>
-        <w:t>30 доступных адресов для узлов.</w:t>
+        <w:t xml:space="preserve"> /27 (255.255.255.224), предоставляющая 30 доступных адресов для узлов.</w:t>
       </w:r>
     </w:p>
     <w:p>
@@ -1800,15 +1710,7 @@
           <w:sz w:val="28"/>
           <w:szCs w:val="28"/>
         </w:rPr>
-        <w:t>) Какие маски подсети соответствуют минимальному не</w:t>
-      </w:r>
-      <w:r>
-        <w:rPr>
-          <w:rFonts w:ascii="Times New Roman" w:hAnsi="Times New Roman" w:cs="Times New Roman"/>
-          <w:sz w:val="28"/>
-          <w:szCs w:val="28"/>
-        </w:rPr>
-        <w:t>обходимому количеству подсетей?</w:t>
+        <w:t>) Какие маски подсети соответствуют минимальному необходимому количеству подсетей?</w:t>
       </w:r>
     </w:p>
     <w:p>
@@ -1828,15 +1730,7 @@
           <w:sz w:val="28"/>
           <w:szCs w:val="28"/>
         </w:rPr>
-        <w:t>Необходимо создать минимум 6 подсетей. Наиболее подходящая маска подсети, обеспечивающая достаточное количество подсетей при минимальной маске, это /27 (255.255.255.224), кот</w:t>
-      </w:r>
-      <w:r>
-        <w:rPr>
-          <w:rFonts w:ascii="Times New Roman" w:hAnsi="Times New Roman" w:cs="Times New Roman"/>
-          <w:sz w:val="28"/>
-          <w:szCs w:val="28"/>
-        </w:rPr>
-        <w:t xml:space="preserve">орая предоставляет 8 подсетей. </w:t>
+        <w:t xml:space="preserve">Необходимо создать минимум 6 подсетей. Наиболее подходящая маска подсети, обеспечивающая достаточное количество подсетей при минимальной маске, это /27 (255.255.255.224), которая предоставляет 8 подсетей. </w:t>
       </w:r>
     </w:p>
     <w:p>
@@ -1864,15 +1758,7 @@
           <w:sz w:val="28"/>
           <w:szCs w:val="28"/>
         </w:rPr>
-        <w:t>) Какая маска подсети соответствует минимальному необходимому количе</w:t>
-      </w:r>
-      <w:r>
-        <w:rPr>
-          <w:rFonts w:ascii="Times New Roman" w:hAnsi="Times New Roman" w:cs="Times New Roman"/>
-          <w:sz w:val="28"/>
-          <w:szCs w:val="28"/>
-        </w:rPr>
-        <w:t>ству как узлов, так и подсетей?</w:t>
+        <w:t>) Какая маска подсети соответствует минимальному необходимому количеству как узлов, так и подсетей?</w:t>
       </w:r>
     </w:p>
     <w:p>
@@ -1892,15 +1778,7 @@
           <w:sz w:val="28"/>
           <w:szCs w:val="28"/>
         </w:rPr>
-        <w:t>Маска подсети /27 (255.255.255.224) удовлетворяет минимальным требованиям как по количеству узлов (30 доступных адресов), так и по количеству подсетей (8 подсетей), что покрыв</w:t>
-      </w:r>
-      <w:r>
-        <w:rPr>
-          <w:rFonts w:ascii="Times New Roman" w:hAnsi="Times New Roman" w:cs="Times New Roman"/>
-          <w:sz w:val="28"/>
-          <w:szCs w:val="28"/>
-        </w:rPr>
-        <w:t>ает все необходимые 6 подсетей.</w:t>
+        <w:t>Маска подсети /27 (255.255.255.224) удовлетворяет минимальным требованиям как по количеству узлов (30 доступных адресов), так и по количеству подсетей (8 подсетей), что покрывает все необходимые 6 подсетей.</w:t>
       </w:r>
     </w:p>
     <w:p>
@@ -1928,15 +1806,7 @@
           <w:sz w:val="28"/>
           <w:szCs w:val="28"/>
         </w:rPr>
-        <w:t>) Определение каждой подсети, начиная с исходного</w:t>
-      </w:r>
-      <w:r>
-        <w:rPr>
-          <w:rFonts w:ascii="Times New Roman" w:hAnsi="Times New Roman" w:cs="Times New Roman"/>
-          <w:sz w:val="28"/>
-          <w:szCs w:val="28"/>
-        </w:rPr>
-        <w:t xml:space="preserve"> сетевого адреса 192.168.0.0/27</w:t>
+        <w:t>) Определение каждой подсети, начиная с исходного сетевого адреса 192.168.0.0/27</w:t>
       </w:r>
     </w:p>
     <w:p>
@@ -1956,15 +1826,7 @@
           <w:sz w:val="28"/>
           <w:szCs w:val="28"/>
         </w:rPr>
-        <w:t>Используя маску /27 (255.255.255.224), каждая подсеть содержит 32 адреса</w:t>
-      </w:r>
-      <w:r>
-        <w:rPr>
-          <w:rFonts w:ascii="Times New Roman" w:hAnsi="Times New Roman" w:cs="Times New Roman"/>
-          <w:sz w:val="28"/>
-          <w:szCs w:val="28"/>
-        </w:rPr>
-        <w:t>. Ниже перечислены все подсети:</w:t>
+        <w:t>Используя маску /27 (255.255.255.224), каждая подсеть содержит 32 адреса. Ниже перечислены все подсети:</w:t>
       </w:r>
     </w:p>
     <w:p>
@@ -2337,15 +2199,7 @@
           <w:sz w:val="28"/>
           <w:szCs w:val="28"/>
         </w:rPr>
-        <w:t>Таким образом, все 8 подсетей охватывают весь диапаз</w:t>
-      </w:r>
-      <w:r>
-        <w:rPr>
-          <w:rFonts w:ascii="Times New Roman" w:hAnsi="Times New Roman" w:cs="Times New Roman"/>
-          <w:sz w:val="28"/>
-          <w:szCs w:val="28"/>
-        </w:rPr>
-        <w:t>он адресов сети 192.168.0.0/24.</w:t>
+        <w:t>Таким образом, все 8 подсетей охватывают весь диапазон адресов сети 192.168.0.0/24.</w:t>
       </w:r>
     </w:p>
     <w:p>
@@ -2365,15 +2219,7 @@
           <w:sz w:val="28"/>
           <w:szCs w:val="28"/>
         </w:rPr>
-        <w:t>Пример распределени</w:t>
-      </w:r>
-      <w:r>
-        <w:rPr>
-          <w:rFonts w:ascii="Times New Roman" w:hAnsi="Times New Roman" w:cs="Times New Roman"/>
-          <w:sz w:val="28"/>
-          <w:szCs w:val="28"/>
-        </w:rPr>
-        <w:t>я подсетей согласно требованиям</w:t>
+        <w:t>Пример распределения подсетей согласно требованиям</w:t>
       </w:r>
     </w:p>
     <w:p>
@@ -2723,15 +2569,7 @@
           <w:sz w:val="28"/>
           <w:szCs w:val="28"/>
         </w:rPr>
-        <w:t>Адрес подсети: 192.168.0.</w:t>
-      </w:r>
-      <w:r>
-        <w:rPr>
-          <w:rFonts w:ascii="Times New Roman" w:hAnsi="Times New Roman" w:cs="Times New Roman"/>
-          <w:sz w:val="28"/>
-          <w:szCs w:val="28"/>
-        </w:rPr>
-        <w:t>128/27</w:t>
+        <w:t>Адрес подсети: 192.168.0.128/27</w:t>
       </w:r>
     </w:p>
     <w:p>
@@ -2755,15 +2593,7 @@
           <w:sz w:val="28"/>
           <w:szCs w:val="28"/>
         </w:rPr>
-        <w:t>Маска: 255.255.255.</w:t>
-      </w:r>
-      <w:r>
-        <w:rPr>
-          <w:rFonts w:ascii="Times New Roman" w:hAnsi="Times New Roman" w:cs="Times New Roman"/>
-          <w:sz w:val="28"/>
-          <w:szCs w:val="28"/>
-        </w:rPr>
-        <w:t>224</w:t>
+        <w:t>Маска: 255.255.255.224</w:t>
       </w:r>
     </w:p>
     <w:p>
@@ -2910,15 +2740,7 @@
           <w:sz w:val="28"/>
           <w:szCs w:val="28"/>
         </w:rPr>
-        <w:t>Назначе</w:t>
-      </w:r>
-      <w:r>
-        <w:rPr>
-          <w:rFonts w:ascii="Times New Roman" w:hAnsi="Times New Roman" w:cs="Times New Roman"/>
-          <w:sz w:val="28"/>
-          <w:szCs w:val="28"/>
-        </w:rPr>
-        <w:t>ние IP-адресов и масок подсетей</w:t>
+        <w:t>Назначение IP-адресов и масок подсетей</w:t>
       </w:r>
     </w:p>
     <w:tbl>
@@ -3145,233 +2967,6 @@
                 <w:szCs w:val="28"/>
                 <w:lang w:val="en-US"/>
               </w:rPr>
-              <w:t>192.168.0.0</w:t>
-            </w:r>
-          </w:p>
-        </w:tc>
-      </w:tr>
-      <w:tr>
-        <w:trPr>
-          <w:jc w:val="center"/>
-        </w:trPr>
-        <w:tc>
-          <w:tcPr>
-            <w:tcW w:w="2336" w:type="dxa"/>
-            <w:vMerge/>
-          </w:tcPr>
-          <w:p>
-            <w:pPr>
-              <w:jc w:val="center"/>
-              <w:rPr>
-                <w:rFonts w:ascii="Times New Roman" w:hAnsi="Times New Roman" w:cs="Times New Roman"/>
-                <w:sz w:val="28"/>
-                <w:szCs w:val="28"/>
-              </w:rPr>
-            </w:pPr>
-          </w:p>
-        </w:tc>
-        <w:tc>
-          <w:tcPr>
-            <w:tcW w:w="2336" w:type="dxa"/>
-          </w:tcPr>
-          <w:p>
-            <w:pPr>
-              <w:jc w:val="center"/>
-              <w:rPr>
-                <w:rFonts w:ascii="Times New Roman" w:hAnsi="Times New Roman" w:cs="Times New Roman"/>
-                <w:sz w:val="28"/>
-                <w:szCs w:val="28"/>
-              </w:rPr>
-            </w:pPr>
-            <w:r>
-              <w:rPr>
-                <w:rFonts w:ascii="Times New Roman" w:hAnsi="Times New Roman" w:cs="Times New Roman"/>
-                <w:sz w:val="28"/>
-                <w:szCs w:val="28"/>
-                <w:lang w:val="en-US"/>
-              </w:rPr>
-              <w:t>gi1/0/2</w:t>
-            </w:r>
-          </w:p>
-        </w:tc>
-        <w:tc>
-          <w:tcPr>
-            <w:tcW w:w="2336" w:type="dxa"/>
-          </w:tcPr>
-          <w:p>
-            <w:pPr>
-              <w:jc w:val="center"/>
-              <w:rPr>
-                <w:rFonts w:ascii="Times New Roman" w:hAnsi="Times New Roman" w:cs="Times New Roman"/>
-                <w:sz w:val="28"/>
-                <w:szCs w:val="28"/>
-                <w:lang w:val="en-US"/>
-              </w:rPr>
-            </w:pPr>
-            <w:r>
-              <w:rPr>
-                <w:rFonts w:ascii="Times New Roman" w:hAnsi="Times New Roman" w:cs="Times New Roman"/>
-                <w:sz w:val="28"/>
-                <w:szCs w:val="28"/>
-                <w:lang w:val="en-US"/>
-              </w:rPr>
-              <w:t>192.168.0.</w:t>
-            </w:r>
-            <w:r>
-              <w:rPr>
-                <w:rFonts w:ascii="Times New Roman" w:hAnsi="Times New Roman" w:cs="Times New Roman"/>
-                <w:sz w:val="28"/>
-                <w:szCs w:val="28"/>
-              </w:rPr>
-              <w:t>33</w:t>
-            </w:r>
-            <w:r>
-              <w:rPr>
-                <w:rFonts w:ascii="Times New Roman" w:hAnsi="Times New Roman" w:cs="Times New Roman"/>
-                <w:sz w:val="28"/>
-                <w:szCs w:val="28"/>
-                <w:lang w:val="en-US"/>
-              </w:rPr>
-              <w:t xml:space="preserve"> / 27</w:t>
-            </w:r>
-          </w:p>
-        </w:tc>
-        <w:tc>
-          <w:tcPr>
-            <w:tcW w:w="2337" w:type="dxa"/>
-          </w:tcPr>
-          <w:p>
-            <w:pPr>
-              <w:jc w:val="center"/>
-              <w:rPr>
-                <w:rFonts w:ascii="Times New Roman" w:hAnsi="Times New Roman" w:cs="Times New Roman"/>
-                <w:sz w:val="28"/>
-                <w:szCs w:val="28"/>
-                <w:lang w:val="en-US"/>
-              </w:rPr>
-            </w:pPr>
-            <w:r>
-              <w:rPr>
-                <w:rFonts w:ascii="Times New Roman" w:hAnsi="Times New Roman" w:cs="Times New Roman"/>
-                <w:sz w:val="28"/>
-                <w:szCs w:val="28"/>
-                <w:lang w:val="en-US"/>
-              </w:rPr>
-              <w:t>192.168.0.32</w:t>
-            </w:r>
-          </w:p>
-        </w:tc>
-      </w:tr>
-      <w:tr>
-        <w:trPr>
-          <w:jc w:val="center"/>
-        </w:trPr>
-        <w:tc>
-          <w:tcPr>
-            <w:tcW w:w="2336" w:type="dxa"/>
-            <w:vMerge/>
-          </w:tcPr>
-          <w:p>
-            <w:pPr>
-              <w:jc w:val="center"/>
-              <w:rPr>
-                <w:rFonts w:ascii="Times New Roman" w:hAnsi="Times New Roman" w:cs="Times New Roman"/>
-                <w:sz w:val="28"/>
-                <w:szCs w:val="28"/>
-                <w:lang w:val="en-US"/>
-              </w:rPr>
-            </w:pPr>
-          </w:p>
-        </w:tc>
-        <w:tc>
-          <w:tcPr>
-            <w:tcW w:w="2336" w:type="dxa"/>
-          </w:tcPr>
-          <w:p>
-            <w:pPr>
-              <w:jc w:val="center"/>
-              <w:rPr>
-                <w:rFonts w:ascii="Times New Roman" w:hAnsi="Times New Roman" w:cs="Times New Roman"/>
-                <w:sz w:val="28"/>
-                <w:szCs w:val="28"/>
-                <w:lang w:val="en-US"/>
-              </w:rPr>
-            </w:pPr>
-            <w:r>
-              <w:rPr>
-                <w:rFonts w:ascii="Times New Roman" w:hAnsi="Times New Roman" w:cs="Times New Roman"/>
-                <w:sz w:val="28"/>
-                <w:szCs w:val="28"/>
-                <w:lang w:val="en-US"/>
-              </w:rPr>
-              <w:t>lo0</w:t>
-            </w:r>
-          </w:p>
-        </w:tc>
-        <w:tc>
-          <w:tcPr>
-            <w:tcW w:w="2336" w:type="dxa"/>
-          </w:tcPr>
-          <w:p>
-            <w:pPr>
-              <w:jc w:val="center"/>
-              <w:rPr>
-                <w:rFonts w:ascii="Times New Roman" w:hAnsi="Times New Roman" w:cs="Times New Roman"/>
-                <w:sz w:val="28"/>
-                <w:szCs w:val="28"/>
-                <w:lang w:val="en-US"/>
-              </w:rPr>
-            </w:pPr>
-            <w:r>
-              <w:rPr>
-                <w:rFonts w:ascii="Times New Roman" w:hAnsi="Times New Roman" w:cs="Times New Roman"/>
-                <w:sz w:val="28"/>
-                <w:szCs w:val="28"/>
-                <w:lang w:val="en-US"/>
-              </w:rPr>
-              <w:t>192.168.0.65</w:t>
-            </w:r>
-            <w:r>
-              <w:rPr>
-                <w:rFonts w:ascii="Times New Roman" w:hAnsi="Times New Roman" w:cs="Times New Roman"/>
-                <w:sz w:val="28"/>
-                <w:szCs w:val="28"/>
-                <w:lang w:val="en-US"/>
-              </w:rPr>
-              <w:t xml:space="preserve"> </w:t>
-            </w:r>
-            <w:r>
-              <w:rPr>
-                <w:rFonts w:ascii="Times New Roman" w:hAnsi="Times New Roman" w:cs="Times New Roman"/>
-                <w:sz w:val="28"/>
-                <w:szCs w:val="28"/>
-                <w:lang w:val="en-US"/>
-              </w:rPr>
-              <w:t>/ 27</w:t>
-            </w:r>
-          </w:p>
-        </w:tc>
-        <w:tc>
-          <w:tcPr>
-            <w:tcW w:w="2337" w:type="dxa"/>
-          </w:tcPr>
-          <w:p>
-            <w:pPr>
-              <w:jc w:val="center"/>
-              <w:rPr>
-                <w:rFonts w:ascii="Times New Roman" w:hAnsi="Times New Roman" w:cs="Times New Roman"/>
-                <w:sz w:val="28"/>
-                <w:szCs w:val="28"/>
-                <w:lang w:val="en-US"/>
-              </w:rPr>
-            </w:pPr>
-            <w:r>
-              <w:rPr>
-                <w:rFonts w:ascii="Times New Roman" w:hAnsi="Times New Roman" w:cs="Times New Roman"/>
-                <w:sz w:val="28"/>
-                <w:szCs w:val="28"/>
-                <w:lang w:val="en-US"/>
-              </w:rPr>
               <w:t>–––––</w:t>
             </w:r>
           </w:p>
@@ -3393,6 +2988,232 @@
                 <w:rFonts w:ascii="Times New Roman" w:hAnsi="Times New Roman" w:cs="Times New Roman"/>
                 <w:sz w:val="28"/>
                 <w:szCs w:val="28"/>
+              </w:rPr>
+            </w:pPr>
+          </w:p>
+        </w:tc>
+        <w:tc>
+          <w:tcPr>
+            <w:tcW w:w="2336" w:type="dxa"/>
+          </w:tcPr>
+          <w:p>
+            <w:pPr>
+              <w:jc w:val="center"/>
+              <w:rPr>
+                <w:rFonts w:ascii="Times New Roman" w:hAnsi="Times New Roman" w:cs="Times New Roman"/>
+                <w:sz w:val="28"/>
+                <w:szCs w:val="28"/>
+              </w:rPr>
+            </w:pPr>
+            <w:r>
+              <w:rPr>
+                <w:rFonts w:ascii="Times New Roman" w:hAnsi="Times New Roman" w:cs="Times New Roman"/>
+                <w:sz w:val="28"/>
+                <w:szCs w:val="28"/>
+                <w:lang w:val="en-US"/>
+              </w:rPr>
+              <w:t>gi1/0/2</w:t>
+            </w:r>
+          </w:p>
+        </w:tc>
+        <w:tc>
+          <w:tcPr>
+            <w:tcW w:w="2336" w:type="dxa"/>
+          </w:tcPr>
+          <w:p>
+            <w:pPr>
+              <w:jc w:val="center"/>
+              <w:rPr>
+                <w:rFonts w:ascii="Times New Roman" w:hAnsi="Times New Roman" w:cs="Times New Roman"/>
+                <w:sz w:val="28"/>
+                <w:szCs w:val="28"/>
+                <w:lang w:val="en-US"/>
+              </w:rPr>
+            </w:pPr>
+            <w:r>
+              <w:rPr>
+                <w:rFonts w:ascii="Times New Roman" w:hAnsi="Times New Roman" w:cs="Times New Roman"/>
+                <w:sz w:val="28"/>
+                <w:szCs w:val="28"/>
+                <w:lang w:val="en-US"/>
+              </w:rPr>
+              <w:t>192.168.0.</w:t>
+            </w:r>
+            <w:r>
+              <w:rPr>
+                <w:rFonts w:ascii="Times New Roman" w:hAnsi="Times New Roman" w:cs="Times New Roman"/>
+                <w:sz w:val="28"/>
+                <w:szCs w:val="28"/>
+              </w:rPr>
+              <w:t>33</w:t>
+            </w:r>
+            <w:r>
+              <w:rPr>
+                <w:rFonts w:ascii="Times New Roman" w:hAnsi="Times New Roman" w:cs="Times New Roman"/>
+                <w:sz w:val="28"/>
+                <w:szCs w:val="28"/>
+                <w:lang w:val="en-US"/>
+              </w:rPr>
+              <w:t xml:space="preserve"> / 27</w:t>
+            </w:r>
+          </w:p>
+        </w:tc>
+        <w:tc>
+          <w:tcPr>
+            <w:tcW w:w="2337" w:type="dxa"/>
+          </w:tcPr>
+          <w:p>
+            <w:pPr>
+              <w:jc w:val="center"/>
+              <w:rPr>
+                <w:rFonts w:ascii="Times New Roman" w:hAnsi="Times New Roman" w:cs="Times New Roman"/>
+                <w:sz w:val="28"/>
+                <w:szCs w:val="28"/>
+                <w:lang w:val="en-US"/>
+              </w:rPr>
+            </w:pPr>
+            <w:r>
+              <w:rPr>
+                <w:rFonts w:ascii="Times New Roman" w:hAnsi="Times New Roman" w:cs="Times New Roman"/>
+                <w:sz w:val="28"/>
+                <w:szCs w:val="28"/>
+                <w:lang w:val="en-US"/>
+              </w:rPr>
+              <w:t>–––––</w:t>
+            </w:r>
+          </w:p>
+        </w:tc>
+      </w:tr>
+      <w:tr>
+        <w:trPr>
+          <w:jc w:val="center"/>
+        </w:trPr>
+        <w:tc>
+          <w:tcPr>
+            <w:tcW w:w="2336" w:type="dxa"/>
+            <w:vMerge/>
+          </w:tcPr>
+          <w:p>
+            <w:pPr>
+              <w:jc w:val="center"/>
+              <w:rPr>
+                <w:rFonts w:ascii="Times New Roman" w:hAnsi="Times New Roman" w:cs="Times New Roman"/>
+                <w:sz w:val="28"/>
+                <w:szCs w:val="28"/>
+                <w:lang w:val="en-US"/>
+              </w:rPr>
+            </w:pPr>
+          </w:p>
+        </w:tc>
+        <w:tc>
+          <w:tcPr>
+            <w:tcW w:w="2336" w:type="dxa"/>
+          </w:tcPr>
+          <w:p>
+            <w:pPr>
+              <w:jc w:val="center"/>
+              <w:rPr>
+                <w:rFonts w:ascii="Times New Roman" w:hAnsi="Times New Roman" w:cs="Times New Roman"/>
+                <w:sz w:val="28"/>
+                <w:szCs w:val="28"/>
+                <w:lang w:val="en-US"/>
+              </w:rPr>
+            </w:pPr>
+            <w:r>
+              <w:rPr>
+                <w:rFonts w:ascii="Times New Roman" w:hAnsi="Times New Roman" w:cs="Times New Roman"/>
+                <w:sz w:val="28"/>
+                <w:szCs w:val="28"/>
+                <w:lang w:val="en-US"/>
+              </w:rPr>
+              <w:t>lo0</w:t>
+            </w:r>
+          </w:p>
+        </w:tc>
+        <w:tc>
+          <w:tcPr>
+            <w:tcW w:w="2336" w:type="dxa"/>
+          </w:tcPr>
+          <w:p>
+            <w:pPr>
+              <w:jc w:val="center"/>
+              <w:rPr>
+                <w:rFonts w:ascii="Times New Roman" w:hAnsi="Times New Roman" w:cs="Times New Roman"/>
+                <w:sz w:val="28"/>
+                <w:szCs w:val="28"/>
+                <w:lang w:val="en-US"/>
+              </w:rPr>
+            </w:pPr>
+            <w:r>
+              <w:rPr>
+                <w:rFonts w:ascii="Times New Roman" w:hAnsi="Times New Roman" w:cs="Times New Roman"/>
+                <w:sz w:val="28"/>
+                <w:szCs w:val="28"/>
+                <w:lang w:val="en-US"/>
+              </w:rPr>
+              <w:t>192.168.0.65</w:t>
+            </w:r>
+            <w:r>
+              <w:rPr>
+                <w:rFonts w:ascii="Times New Roman" w:hAnsi="Times New Roman" w:cs="Times New Roman"/>
+                <w:sz w:val="28"/>
+                <w:szCs w:val="28"/>
+                <w:lang w:val="en-US"/>
+              </w:rPr>
+              <w:t xml:space="preserve"> </w:t>
+            </w:r>
+            <w:r>
+              <w:rPr>
+                <w:rFonts w:ascii="Times New Roman" w:hAnsi="Times New Roman" w:cs="Times New Roman"/>
+                <w:sz w:val="28"/>
+                <w:szCs w:val="28"/>
+                <w:lang w:val="en-US"/>
+              </w:rPr>
+              <w:t>/ 27</w:t>
+            </w:r>
+          </w:p>
+        </w:tc>
+        <w:tc>
+          <w:tcPr>
+            <w:tcW w:w="2337" w:type="dxa"/>
+          </w:tcPr>
+          <w:p>
+            <w:pPr>
+              <w:jc w:val="center"/>
+              <w:rPr>
+                <w:rFonts w:ascii="Times New Roman" w:hAnsi="Times New Roman" w:cs="Times New Roman"/>
+                <w:sz w:val="28"/>
+                <w:szCs w:val="28"/>
+              </w:rPr>
+            </w:pPr>
+            <w:r>
+              <w:rPr>
+                <w:rFonts w:ascii="Times New Roman" w:hAnsi="Times New Roman" w:cs="Times New Roman"/>
+                <w:sz w:val="28"/>
+                <w:szCs w:val="28"/>
+                <w:lang w:val="en-US"/>
+              </w:rPr>
+              <w:t>–––––</w:t>
+            </w:r>
+          </w:p>
+        </w:tc>
+      </w:tr>
+      <w:tr>
+        <w:trPr>
+          <w:jc w:val="center"/>
+        </w:trPr>
+        <w:tc>
+          <w:tcPr>
+            <w:tcW w:w="2336" w:type="dxa"/>
+            <w:vMerge/>
+          </w:tcPr>
+          <w:p>
+            <w:pPr>
+              <w:jc w:val="center"/>
+              <w:rPr>
+                <w:rFonts w:ascii="Times New Roman" w:hAnsi="Times New Roman" w:cs="Times New Roman"/>
+                <w:sz w:val="28"/>
+                <w:szCs w:val="28"/>
                 <w:lang w:val="en-US"/>
               </w:rPr>
             </w:pPr>
@@ -3694,15 +3515,7 @@
                 <w:sz w:val="28"/>
                 <w:szCs w:val="28"/>
               </w:rPr>
-              <w:t xml:space="preserve"> / 2</w:t>
-            </w:r>
-            <w:r>
-              <w:rPr>
-                <w:rFonts w:ascii="Times New Roman" w:hAnsi="Times New Roman" w:cs="Times New Roman"/>
-                <w:sz w:val="28"/>
-                <w:szCs w:val="28"/>
-              </w:rPr>
-              <w:t>7</w:t>
+              <w:t xml:space="preserve"> / 27</w:t>
             </w:r>
           </w:p>
         </w:tc>
@@ -3754,7 +3567,7 @@
 </file>
 
 <file path=word/numbering.xml><?xml version="1.0" encoding="utf-8"?>
-<w:numbering xmlns:wpc="http://schemas.microsoft.com/office/word/2010/wordprocessingCanvas" xmlns:cx="http://schemas.microsoft.com/office/drawing/2014/chartex" xmlns:cx1="http://schemas.microsoft.com/office/drawing/2015/9/8/chartex" xmlns:mc="http://schemas.openxmlformats.org/markup-compatibility/2006" xmlns:o="urn:schemas-microsoft-com:office:office" xmlns:r="http://schemas.openxmlformats.org/officeDocument/2006/relationships" xmlns:m="http://schemas.openxmlformats.org/officeDocument/2006/math" xmlns:v="urn:schemas-microsoft-com:vml" xmlns:wp14="http://schemas.microsoft.com/office/word/2010/wordprocessingDrawing" xmlns:wp="http://schemas.openxmlformats.org/drawingml/2006/wordprocessingDrawing" xmlns:w10="urn:schemas-microsoft-com:office:word" xmlns:w="http://schemas.openxmlformats.org/wordprocessingml/2006/main" xmlns:w14="http://schemas.microsoft.com/office/word/2010/wordml" xmlns:w15="http://schemas.microsoft.com/office/word/2012/wordml" xmlns:w16se="http://schemas.microsoft.com/office/word/2015/wordml/symex" xmlns:wpg="http://schemas.microsoft.com/office/word/2010/wordprocessingGroup" xmlns:wpi="http://schemas.microsoft.com/office/word/2010/wordprocessingInk" xmlns:wne="http://schemas.microsoft.com/office/word/2006/wordml" xmlns:wps="http://schemas.microsoft.com/office/word/2010/wordprocessingShape" mc:Ignorable="w14 w15 w16se wp14">
+<w:numbering xmlns:wpc="http://schemas.microsoft.com/office/word/2010/wordprocessingCanvas" xmlns:cx="http://schemas.microsoft.com/office/drawing/2014/chartex" xmlns:cx1="http://schemas.microsoft.com/office/drawing/2015/9/8/chartex" xmlns:cx2="http://schemas.microsoft.com/office/drawing/2015/10/21/chartex" xmlns:cx3="http://schemas.microsoft.com/office/drawing/2016/5/9/chartex" xmlns:cx4="http://schemas.microsoft.com/office/drawing/2016/5/10/chartex" xmlns:cx5="http://schemas.microsoft.com/office/drawing/2016/5/11/chartex" xmlns:cx6="http://schemas.microsoft.com/office/drawing/2016/5/12/chartex" xmlns:cx7="http://schemas.microsoft.com/office/drawing/2016/5/13/chartex" xmlns:cx8="http://schemas.microsoft.com/office/drawing/2016/5/14/chartex" xmlns:mc="http://schemas.openxmlformats.org/markup-compatibility/2006" xmlns:aink="http://schemas.microsoft.com/office/drawing/2016/ink" xmlns:am3d="http://schemas.microsoft.com/office/drawing/2017/model3d" xmlns:o="urn:schemas-microsoft-com:office:office" xmlns:r="http://schemas.openxmlformats.org/officeDocument/2006/relationships" xmlns:m="http://schemas.openxmlformats.org/officeDocument/2006/math" xmlns:v="urn:schemas-microsoft-com:vml" xmlns:wp14="http://schemas.microsoft.com/office/word/2010/wordprocessingDrawing" xmlns:wp="http://schemas.openxmlformats.org/drawingml/2006/wordprocessingDrawing" xmlns:w10="urn:schemas-microsoft-com:office:word" xmlns:w="http://schemas.openxmlformats.org/wordprocessingml/2006/main" xmlns:w14="http://schemas.microsoft.com/office/word/2010/wordml" xmlns:w15="http://schemas.microsoft.com/office/word/2012/wordml" xmlns:w16cex="http://schemas.microsoft.com/office/word/2018/wordml/cex" xmlns:w16cid="http://schemas.microsoft.com/office/word/2016/wordml/cid" xmlns:w16="http://schemas.microsoft.com/office/word/2018/wordml" xmlns:w16sdtdh="http://schemas.microsoft.com/office/word/2020/wordml/sdtdatahash" xmlns:w16se="http://schemas.microsoft.com/office/word/2015/wordml/symex" xmlns:wpg="http://schemas.microsoft.com/office/word/2010/wordprocessingGroup" xmlns:wpi="http://schemas.microsoft.com/office/word/2010/wordprocessingInk" xmlns:wne="http://schemas.microsoft.com/office/word/2006/wordml" xmlns:wps="http://schemas.microsoft.com/office/word/2010/wordprocessingShape" mc:Ignorable="w14 w15 w16se w16cid w16 w16cex w16sdtdh wp14">
   <w:abstractNum w:abstractNumId="0" w15:restartNumberingAfterBreak="0">
     <w:nsid w:val="08944CC8"/>
     <w:multiLevelType w:val="hybridMultilevel"/>
@@ -6025,7 +5838,7 @@
 </file>
 
 <file path=word/styles.xml><?xml version="1.0" encoding="utf-8"?>
-<w:styles xmlns:mc="http://schemas.openxmlformats.org/markup-compatibility/2006" xmlns:r="http://schemas.openxmlformats.org/officeDocument/2006/relationships" xmlns:w="http://schemas.openxmlformats.org/wordprocessingml/2006/main" xmlns:w14="http://schemas.microsoft.com/office/word/2010/wordml" xmlns:w15="http://schemas.microsoft.com/office/word/2012/wordml" xmlns:w16se="http://schemas.microsoft.com/office/word/2015/wordml/symex" mc:Ignorable="w14 w15 w16se">
+<w:styles xmlns:mc="http://schemas.openxmlformats.org/markup-compatibility/2006" xmlns:r="http://schemas.openxmlformats.org/officeDocument/2006/relationships" xmlns:w="http://schemas.openxmlformats.org/wordprocessingml/2006/main" xmlns:w14="http://schemas.microsoft.com/office/word/2010/wordml" xmlns:w15="http://schemas.microsoft.com/office/word/2012/wordml" xmlns:w16cex="http://schemas.microsoft.com/office/word/2018/wordml/cex" xmlns:w16cid="http://schemas.microsoft.com/office/word/2016/wordml/cid" xmlns:w16="http://schemas.microsoft.com/office/word/2018/wordml" xmlns:w16sdtdh="http://schemas.microsoft.com/office/word/2020/wordml/sdtdatahash" xmlns:w16se="http://schemas.microsoft.com/office/word/2015/wordml/symex" mc:Ignorable="w14 w15 w16se w16cid w16 w16cex w16sdtdh">
   <w:docDefaults>
     <w:rPrDefault>
       <w:rPr>
@@ -6041,7 +5854,7 @@
       </w:pPr>
     </w:pPrDefault>
   </w:docDefaults>
-  <w:latentStyles w:defLockedState="0" w:defUIPriority="99" w:defSemiHidden="0" w:defUnhideWhenUsed="0" w:defQFormat="0" w:count="371">
+  <w:latentStyles w:defLockedState="0" w:defUIPriority="99" w:defSemiHidden="0" w:defUnhideWhenUsed="0" w:defQFormat="0" w:count="376">
     <w:lsdException w:name="Normal" w:uiPriority="0" w:qFormat="1"/>
     <w:lsdException w:name="heading 1" w:uiPriority="9" w:qFormat="1"/>
     <w:lsdException w:name="heading 2" w:semiHidden="1" w:uiPriority="9" w:unhideWhenUsed="1" w:qFormat="1"/>
@@ -6147,7 +5960,6 @@
     <w:lsdException w:name="HTML Sample" w:semiHidden="1" w:unhideWhenUsed="1"/>
     <w:lsdException w:name="HTML Typewriter" w:semiHidden="1" w:unhideWhenUsed="1"/>
     <w:lsdException w:name="HTML Variable" w:semiHidden="1" w:unhideWhenUsed="1"/>
-    <w:lsdException w:name="Normal Table" w:semiHidden="1" w:unhideWhenUsed="1"/>
     <w:lsdException w:name="annotation subject" w:semiHidden="1" w:unhideWhenUsed="1"/>
     <w:lsdException w:name="No List" w:semiHidden="1" w:unhideWhenUsed="1"/>
     <w:lsdException w:name="Outline List 1" w:semiHidden="1" w:unhideWhenUsed="1"/>
@@ -6190,11 +6002,8 @@
     <w:lsdException w:name="Table Contemporary" w:semiHidden="1" w:unhideWhenUsed="1"/>
     <w:lsdException w:name="Table Elegant" w:semiHidden="1" w:unhideWhenUsed="1"/>
     <w:lsdException w:name="Table Professional" w:semiHidden="1" w:unhideWhenUsed="1"/>
-    <w:lsdException w:name="Table Subtle 1" w:semiHidden="1" w:unhideWhenUsed="1"/>
     <w:lsdException w:name="Table Subtle 2" w:semiHidden="1" w:unhideWhenUsed="1"/>
     <w:lsdException w:name="Table Web 1" w:semiHidden="1" w:unhideWhenUsed="1"/>
-    <w:lsdException w:name="Table Web 2" w:semiHidden="1" w:unhideWhenUsed="1"/>
-    <w:lsdException w:name="Table Web 3" w:semiHidden="1" w:unhideWhenUsed="1"/>
     <w:lsdException w:name="Balloon Text" w:semiHidden="1" w:unhideWhenUsed="1"/>
     <w:lsdException w:name="Table Grid" w:uiPriority="39"/>
     <w:lsdException w:name="Table Theme" w:semiHidden="1" w:unhideWhenUsed="1"/>
@@ -6413,6 +6222,11 @@
     <w:lsdException w:name="List Table 5 Dark Accent 6" w:uiPriority="50"/>
     <w:lsdException w:name="List Table 6 Colorful Accent 6" w:uiPriority="51"/>
     <w:lsdException w:name="List Table 7 Colorful Accent 6" w:uiPriority="52"/>
+    <w:lsdException w:name="Mention" w:semiHidden="1" w:unhideWhenUsed="1"/>
+    <w:lsdException w:name="Smart Hyperlink" w:semiHidden="1" w:unhideWhenUsed="1"/>
+    <w:lsdException w:name="Hashtag" w:semiHidden="1" w:unhideWhenUsed="1"/>
+    <w:lsdException w:name="Unresolved Mention" w:semiHidden="1" w:unhideWhenUsed="1"/>
+    <w:lsdException w:name="Smart Link" w:semiHidden="1" w:unhideWhenUsed="1"/>
   </w:latentStyles>
   <w:style w:type="paragraph" w:default="1" w:styleId="a">
     <w:name w:val="Normal"/>
